--- a/klagomål/A 45754-2025 FSC-klagomål.docx
+++ b/klagomål/A 45754-2025 FSC-klagomål.docx
@@ -752,7 +752,7 @@
     <w:r>
       <w:tab/>
       <w:tab/>
-      <w:t>2025-09-24</w:t>
+      <w:t>2025-09-25</w:t>
       <w:br/>
       <w:br/>
     </w:r>

--- a/klagomål/A 45754-2025 FSC-klagomål.docx
+++ b/klagomål/A 45754-2025 FSC-klagomål.docx
@@ -752,7 +752,7 @@
     <w:r>
       <w:tab/>
       <w:tab/>
-      <w:t>2025-09-25</w:t>
+      <w:t>2025-09-26</w:t>
       <w:br/>
       <w:br/>
     </w:r>

--- a/klagomål/A 45754-2025 FSC-klagomål.docx
+++ b/klagomål/A 45754-2025 FSC-klagomål.docx
@@ -752,7 +752,7 @@
     <w:r>
       <w:tab/>
       <w:tab/>
-      <w:t>2025-09-26</w:t>
+      <w:t>2025-09-27</w:t>
       <w:br/>
       <w:br/>
     </w:r>

--- a/klagomål/A 45754-2025 FSC-klagomål.docx
+++ b/klagomål/A 45754-2025 FSC-klagomål.docx
@@ -752,7 +752,7 @@
     <w:r>
       <w:tab/>
       <w:tab/>
-      <w:t>2025-09-27</w:t>
+      <w:t>2025-09-28</w:t>
       <w:br/>
       <w:br/>
     </w:r>

--- a/klagomål/A 45754-2025 FSC-klagomål.docx
+++ b/klagomål/A 45754-2025 FSC-klagomål.docx
@@ -752,7 +752,7 @@
     <w:r>
       <w:tab/>
       <w:tab/>
-      <w:t>2025-09-28</w:t>
+      <w:t>2025-09-29</w:t>
       <w:br/>
       <w:br/>
     </w:r>

--- a/klagomål/A 45754-2025 FSC-klagomål.docx
+++ b/klagomål/A 45754-2025 FSC-klagomål.docx
@@ -752,7 +752,7 @@
     <w:r>
       <w:tab/>
       <w:tab/>
-      <w:t>2025-09-29</w:t>
+      <w:t>2025-09-30</w:t>
       <w:br/>
       <w:br/>
     </w:r>

--- a/klagomål/A 45754-2025 FSC-klagomål.docx
+++ b/klagomål/A 45754-2025 FSC-klagomål.docx
@@ -752,7 +752,7 @@
     <w:r>
       <w:tab/>
       <w:tab/>
-      <w:t>2025-09-30</w:t>
+      <w:t>2025-10-01</w:t>
       <w:br/>
       <w:br/>
     </w:r>

--- a/klagomål/A 45754-2025 FSC-klagomål.docx
+++ b/klagomål/A 45754-2025 FSC-klagomål.docx
@@ -752,7 +752,7 @@
     <w:r>
       <w:tab/>
       <w:tab/>
-      <w:t>2025-10-01</w:t>
+      <w:t>2025-10-02</w:t>
       <w:br/>
       <w:br/>
     </w:r>

--- a/klagomål/A 45754-2025 FSC-klagomål.docx
+++ b/klagomål/A 45754-2025 FSC-klagomål.docx
@@ -752,7 +752,7 @@
     <w:r>
       <w:tab/>
       <w:tab/>
-      <w:t>2025-10-02</w:t>
+      <w:t>2025-10-03</w:t>
       <w:br/>
       <w:br/>
     </w:r>

--- a/klagomål/A 45754-2025 FSC-klagomål.docx
+++ b/klagomål/A 45754-2025 FSC-klagomål.docx
@@ -752,7 +752,7 @@
     <w:r>
       <w:tab/>
       <w:tab/>
-      <w:t>2025-10-03</w:t>
+      <w:t>2025-10-04</w:t>
       <w:br/>
       <w:br/>
     </w:r>

--- a/klagomål/A 45754-2025 FSC-klagomål.docx
+++ b/klagomål/A 45754-2025 FSC-klagomål.docx
@@ -752,7 +752,7 @@
     <w:r>
       <w:tab/>
       <w:tab/>
-      <w:t>2025-10-04</w:t>
+      <w:t>2025-10-05</w:t>
       <w:br/>
       <w:br/>
     </w:r>

--- a/klagomål/A 45754-2025 FSC-klagomål.docx
+++ b/klagomål/A 45754-2025 FSC-klagomål.docx
@@ -752,7 +752,7 @@
     <w:r>
       <w:tab/>
       <w:tab/>
-      <w:t>2025-10-05</w:t>
+      <w:t>2025-10-06</w:t>
       <w:br/>
       <w:br/>
     </w:r>

--- a/klagomål/A 45754-2025 FSC-klagomål.docx
+++ b/klagomål/A 45754-2025 FSC-klagomål.docx
@@ -752,7 +752,7 @@
     <w:r>
       <w:tab/>
       <w:tab/>
-      <w:t>2025-10-06</w:t>
+      <w:t>2025-10-07</w:t>
       <w:br/>
       <w:br/>
     </w:r>

--- a/klagomål/A 45754-2025 FSC-klagomål.docx
+++ b/klagomål/A 45754-2025 FSC-klagomål.docx
@@ -752,7 +752,7 @@
     <w:r>
       <w:tab/>
       <w:tab/>
-      <w:t>2025-10-07</w:t>
+      <w:t>2025-10-08</w:t>
       <w:br/>
       <w:br/>
     </w:r>

--- a/klagomål/A 45754-2025 FSC-klagomål.docx
+++ b/klagomål/A 45754-2025 FSC-klagomål.docx
@@ -752,7 +752,7 @@
     <w:r>
       <w:tab/>
       <w:tab/>
-      <w:t>2025-10-08</w:t>
+      <w:t>2025-10-09</w:t>
       <w:br/>
       <w:br/>
     </w:r>

--- a/klagomål/A 45754-2025 FSC-klagomål.docx
+++ b/klagomål/A 45754-2025 FSC-klagomål.docx
@@ -752,7 +752,7 @@
     <w:r>
       <w:tab/>
       <w:tab/>
-      <w:t>2025-10-09</w:t>
+      <w:t>2025-10-10</w:t>
       <w:br/>
       <w:br/>
     </w:r>

--- a/klagomål/A 45754-2025 FSC-klagomål.docx
+++ b/klagomål/A 45754-2025 FSC-klagomål.docx
@@ -752,7 +752,7 @@
     <w:r>
       <w:tab/>
       <w:tab/>
-      <w:t>2025-10-10</w:t>
+      <w:t>2025-10-11</w:t>
       <w:br/>
       <w:br/>
     </w:r>

--- a/klagomål/A 45754-2025 FSC-klagomål.docx
+++ b/klagomål/A 45754-2025 FSC-klagomål.docx
@@ -752,7 +752,7 @@
     <w:r>
       <w:tab/>
       <w:tab/>
-      <w:t>2025-10-16</w:t>
+      <w:t>2025-10-17</w:t>
       <w:br/>
       <w:br/>
     </w:r>

--- a/klagomål/A 45754-2025 FSC-klagomål.docx
+++ b/klagomål/A 45754-2025 FSC-klagomål.docx
@@ -752,7 +752,7 @@
     <w:r>
       <w:tab/>
       <w:tab/>
-      <w:t>2025-10-17</w:t>
+      <w:t>2025-10-18</w:t>
       <w:br/>
       <w:br/>
     </w:r>

--- a/klagomål/A 45754-2025 FSC-klagomål.docx
+++ b/klagomål/A 45754-2025 FSC-klagomål.docx
@@ -752,7 +752,7 @@
     <w:r>
       <w:tab/>
       <w:tab/>
-      <w:t>2025-10-18</w:t>
+      <w:t>2025-10-19</w:t>
       <w:br/>
       <w:br/>
     </w:r>

--- a/klagomål/A 45754-2025 FSC-klagomål.docx
+++ b/klagomål/A 45754-2025 FSC-klagomål.docx
@@ -752,7 +752,7 @@
     <w:r>
       <w:tab/>
       <w:tab/>
-      <w:t>2025-10-19</w:t>
+      <w:t>2025-10-20</w:t>
       <w:br/>
       <w:br/>
     </w:r>

--- a/klagomål/A 45754-2025 FSC-klagomål.docx
+++ b/klagomål/A 45754-2025 FSC-klagomål.docx
@@ -752,7 +752,7 @@
     <w:r>
       <w:tab/>
       <w:tab/>
-      <w:t>2025-10-20</w:t>
+      <w:t>2025-10-21</w:t>
       <w:br/>
       <w:br/>
     </w:r>

--- a/klagomål/A 45754-2025 FSC-klagomål.docx
+++ b/klagomål/A 45754-2025 FSC-klagomål.docx
@@ -271,6 +271,17 @@
       </w:r>
       <w:r>
         <w:t>(artikel 1). Vidare att de åtgärder som vidtas inte får leda till en försämring av den nuvarande situationen beträffande bevarandet av de fågelarter som avses i artikel 1 (artikel 13). Fågeldirektivet är styrande för tillsynsansvariga myndigheters ärendehantering, ställningstaganden och beslutsfattande.</w:t>
+      </w:r>
+    </w:p>
+    <w:p>
+      <w:r>
+        <w:rPr>
+          <w:b/>
+        </w:rPr>
+        <w:t>Tjäder (§4)</w:t>
+      </w:r>
+      <w:r>
+        <w:t xml:space="preserve"> är en utpräglad skogsfågel knuten till större sammanhängande barrskogsområden. Tupparna och hönorna utnyttjar till viss del olika miljöer, och habitatvalet varierar dessutom mellan olika delar av året. För att det ska finnas livskraftiga tjäderbestånd krävs funktionella skogslandskap med en blandning av uppvuxen, gles och luckig skog, täta sumpskogar, myrar och andra små våtmarker. Arten försvinner när skogen fragmenteras och den sammanlagda arealen hyggen och andra öppna områden blir för stor. Ett småskaligt och försiktigt virkesuttag genom hyggesfria metoder kan i vissa fall vara möjligt i området inom 200 m från lekcentrum. Längre ut från lekcentrum, inom 200–500 m bör den avverkade ytan inte överskrida 1 hektar för att undvika alltför stora och snabba förändringar (Skogsstyrelsen, 2019).</w:t>
       </w:r>
     </w:p>
     <w:p>
@@ -752,7 +763,7 @@
     <w:r>
       <w:tab/>
       <w:tab/>
-      <w:t>2025-10-21</w:t>
+      <w:t>2025-10-22</w:t>
       <w:br/>
       <w:br/>
     </w:r>

--- a/klagomål/A 45754-2025 FSC-klagomål.docx
+++ b/klagomål/A 45754-2025 FSC-klagomål.docx
@@ -763,7 +763,7 @@
     <w:r>
       <w:tab/>
       <w:tab/>
-      <w:t>2025-10-22</w:t>
+      <w:t>2025-10-23</w:t>
       <w:br/>
       <w:br/>
     </w:r>

--- a/klagomål/A 45754-2025 FSC-klagomål.docx
+++ b/klagomål/A 45754-2025 FSC-klagomål.docx
@@ -763,7 +763,7 @@
     <w:r>
       <w:tab/>
       <w:tab/>
-      <w:t>2025-10-23</w:t>
+      <w:t>2025-10-24</w:t>
       <w:br/>
       <w:br/>
     </w:r>

--- a/klagomål/A 45754-2025 FSC-klagomål.docx
+++ b/klagomål/A 45754-2025 FSC-klagomål.docx
@@ -763,7 +763,7 @@
     <w:r>
       <w:tab/>
       <w:tab/>
-      <w:t>2025-10-24</w:t>
+      <w:t>2025-10-25</w:t>
       <w:br/>
       <w:br/>
     </w:r>

--- a/klagomål/A 45754-2025 FSC-klagomål.docx
+++ b/klagomål/A 45754-2025 FSC-klagomål.docx
@@ -763,7 +763,7 @@
     <w:r>
       <w:tab/>
       <w:tab/>
-      <w:t>2025-10-25</w:t>
+      <w:t>2025-10-26</w:t>
       <w:br/>
       <w:br/>
     </w:r>

--- a/klagomål/A 45754-2025 FSC-klagomål.docx
+++ b/klagomål/A 45754-2025 FSC-klagomål.docx
@@ -763,7 +763,7 @@
     <w:r>
       <w:tab/>
       <w:tab/>
-      <w:t>2025-10-26</w:t>
+      <w:t>2025-10-27</w:t>
       <w:br/>
       <w:br/>
     </w:r>

--- a/klagomål/A 45754-2025 FSC-klagomål.docx
+++ b/klagomål/A 45754-2025 FSC-klagomål.docx
@@ -763,7 +763,7 @@
     <w:r>
       <w:tab/>
       <w:tab/>
-      <w:t>2025-10-27</w:t>
+      <w:t>2025-10-28</w:t>
       <w:br/>
       <w:br/>
     </w:r>

--- a/klagomål/A 45754-2025 FSC-klagomål.docx
+++ b/klagomål/A 45754-2025 FSC-klagomål.docx
@@ -763,7 +763,7 @@
     <w:r>
       <w:tab/>
       <w:tab/>
-      <w:t>2025-10-28</w:t>
+      <w:t>2025-10-29</w:t>
       <w:br/>
       <w:br/>
     </w:r>

--- a/klagomål/A 45754-2025 FSC-klagomål.docx
+++ b/klagomål/A 45754-2025 FSC-klagomål.docx
@@ -763,7 +763,7 @@
     <w:r>
       <w:tab/>
       <w:tab/>
-      <w:t>2025-10-29</w:t>
+      <w:t>2025-10-30</w:t>
       <w:br/>
       <w:br/>
     </w:r>

--- a/klagomål/A 45754-2025 FSC-klagomål.docx
+++ b/klagomål/A 45754-2025 FSC-klagomål.docx
@@ -763,7 +763,7 @@
     <w:r>
       <w:tab/>
       <w:tab/>
-      <w:t>2025-10-30</w:t>
+      <w:t>2025-10-31</w:t>
       <w:br/>
       <w:br/>
     </w:r>

--- a/klagomål/A 45754-2025 FSC-klagomål.docx
+++ b/klagomål/A 45754-2025 FSC-klagomål.docx
@@ -763,7 +763,7 @@
     <w:r>
       <w:tab/>
       <w:tab/>
-      <w:t>2025-10-31</w:t>
+      <w:t>2025-11-01</w:t>
       <w:br/>
       <w:br/>
     </w:r>

--- a/klagomål/A 45754-2025 FSC-klagomål.docx
+++ b/klagomål/A 45754-2025 FSC-klagomål.docx
@@ -763,7 +763,7 @@
     <w:r>
       <w:tab/>
       <w:tab/>
-      <w:t>2025-11-01</w:t>
+      <w:t>2025-11-02</w:t>
       <w:br/>
       <w:br/>
     </w:r>

--- a/klagomål/A 45754-2025 FSC-klagomål.docx
+++ b/klagomål/A 45754-2025 FSC-klagomål.docx
@@ -763,7 +763,7 @@
     <w:r>
       <w:tab/>
       <w:tab/>
-      <w:t>2025-11-02</w:t>
+      <w:t>2025-11-03</w:t>
       <w:br/>
       <w:br/>
     </w:r>

--- a/klagomål/A 45754-2025 FSC-klagomål.docx
+++ b/klagomål/A 45754-2025 FSC-klagomål.docx
@@ -763,7 +763,7 @@
     <w:r>
       <w:tab/>
       <w:tab/>
-      <w:t>2025-11-03</w:t>
+      <w:t>2025-11-04</w:t>
       <w:br/>
       <w:br/>
     </w:r>

--- a/klagomål/A 45754-2025 FSC-klagomål.docx
+++ b/klagomål/A 45754-2025 FSC-klagomål.docx
@@ -763,7 +763,7 @@
     <w:r>
       <w:tab/>
       <w:tab/>
-      <w:t>2025-11-04</w:t>
+      <w:t>2025-11-05</w:t>
       <w:br/>
       <w:br/>
     </w:r>

--- a/klagomål/A 45754-2025 FSC-klagomål.docx
+++ b/klagomål/A 45754-2025 FSC-klagomål.docx
@@ -763,7 +763,7 @@
     <w:r>
       <w:tab/>
       <w:tab/>
-      <w:t>2025-11-05</w:t>
+      <w:t>2025-11-06</w:t>
       <w:br/>
       <w:br/>
     </w:r>

--- a/klagomål/A 45754-2025 FSC-klagomål.docx
+++ b/klagomål/A 45754-2025 FSC-klagomål.docx
@@ -763,7 +763,7 @@
     <w:r>
       <w:tab/>
       <w:tab/>
-      <w:t>2025-11-06</w:t>
+      <w:t>2025-11-07</w:t>
       <w:br/>
       <w:br/>
     </w:r>

--- a/klagomål/A 45754-2025 FSC-klagomål.docx
+++ b/klagomål/A 45754-2025 FSC-klagomål.docx
@@ -763,7 +763,7 @@
     <w:r>
       <w:tab/>
       <w:tab/>
-      <w:t>2025-11-07</w:t>
+      <w:t>2025-11-08</w:t>
       <w:br/>
       <w:br/>
     </w:r>

--- a/klagomål/A 45754-2025 FSC-klagomål.docx
+++ b/klagomål/A 45754-2025 FSC-klagomål.docx
@@ -763,7 +763,7 @@
     <w:r>
       <w:tab/>
       <w:tab/>
-      <w:t>2025-11-08</w:t>
+      <w:t>2025-11-09</w:t>
       <w:br/>
       <w:br/>
     </w:r>

--- a/klagomål/A 45754-2025 FSC-klagomål.docx
+++ b/klagomål/A 45754-2025 FSC-klagomål.docx
@@ -763,7 +763,7 @@
     <w:r>
       <w:tab/>
       <w:tab/>
-      <w:t>2025-11-09</w:t>
+      <w:t>2025-11-10</w:t>
       <w:br/>
       <w:br/>
     </w:r>

--- a/klagomål/A 45754-2025 FSC-klagomål.docx
+++ b/klagomål/A 45754-2025 FSC-klagomål.docx
@@ -763,7 +763,7 @@
     <w:r>
       <w:tab/>
       <w:tab/>
-      <w:t>2025-11-10</w:t>
+      <w:t>2025-11-11</w:t>
       <w:br/>
       <w:br/>
     </w:r>

--- a/klagomål/A 45754-2025 FSC-klagomål.docx
+++ b/klagomål/A 45754-2025 FSC-klagomål.docx
@@ -763,7 +763,7 @@
     <w:r>
       <w:tab/>
       <w:tab/>
-      <w:t>2025-11-11</w:t>
+      <w:t>2025-11-12</w:t>
       <w:br/>
       <w:br/>
     </w:r>

--- a/klagomål/A 45754-2025 FSC-klagomål.docx
+++ b/klagomål/A 45754-2025 FSC-klagomål.docx
@@ -763,7 +763,7 @@
     <w:r>
       <w:tab/>
       <w:tab/>
-      <w:t>2025-11-12</w:t>
+      <w:t>2025-11-13</w:t>
       <w:br/>
       <w:br/>
     </w:r>

--- a/klagomål/A 45754-2025 FSC-klagomål.docx
+++ b/klagomål/A 45754-2025 FSC-klagomål.docx
@@ -763,7 +763,7 @@
     <w:r>
       <w:tab/>
       <w:tab/>
-      <w:t>2025-11-13</w:t>
+      <w:t>2025-11-14</w:t>
       <w:br/>
       <w:br/>
     </w:r>

--- a/klagomål/A 45754-2025 FSC-klagomål.docx
+++ b/klagomål/A 45754-2025 FSC-klagomål.docx
@@ -763,7 +763,7 @@
     <w:r>
       <w:tab/>
       <w:tab/>
-      <w:t>2025-11-14</w:t>
+      <w:t>2025-11-15</w:t>
       <w:br/>
       <w:br/>
     </w:r>

--- a/klagomål/A 45754-2025 FSC-klagomål.docx
+++ b/klagomål/A 45754-2025 FSC-klagomål.docx
@@ -763,7 +763,7 @@
     <w:r>
       <w:tab/>
       <w:tab/>
-      <w:t>2025-11-15</w:t>
+      <w:t>2025-11-20</w:t>
       <w:br/>
       <w:br/>
     </w:r>

--- a/klagomål/A 45754-2025 FSC-klagomål.docx
+++ b/klagomål/A 45754-2025 FSC-klagomål.docx
@@ -763,7 +763,7 @@
     <w:r>
       <w:tab/>
       <w:tab/>
-      <w:t>2025-11-20</w:t>
+      <w:t>2025-11-21</w:t>
       <w:br/>
       <w:br/>
     </w:r>

--- a/klagomål/A 45754-2025 FSC-klagomål.docx
+++ b/klagomål/A 45754-2025 FSC-klagomål.docx
@@ -763,7 +763,7 @@
     <w:r>
       <w:tab/>
       <w:tab/>
-      <w:t>2025-11-21</w:t>
+      <w:t>2025-11-22</w:t>
       <w:br/>
       <w:br/>
     </w:r>

--- a/klagomål/A 45754-2025 FSC-klagomål.docx
+++ b/klagomål/A 45754-2025 FSC-klagomål.docx
@@ -763,7 +763,7 @@
     <w:r>
       <w:tab/>
       <w:tab/>
-      <w:t>2025-11-22</w:t>
+      <w:t>2025-11-23</w:t>
       <w:br/>
       <w:br/>
     </w:r>

--- a/klagomål/A 45754-2025 FSC-klagomål.docx
+++ b/klagomål/A 45754-2025 FSC-klagomål.docx
@@ -763,7 +763,7 @@
     <w:r>
       <w:tab/>
       <w:tab/>
-      <w:t>2025-11-23</w:t>
+      <w:t>2025-11-24</w:t>
       <w:br/>
       <w:br/>
     </w:r>

--- a/klagomål/A 45754-2025 FSC-klagomål.docx
+++ b/klagomål/A 45754-2025 FSC-klagomål.docx
@@ -763,7 +763,7 @@
     <w:r>
       <w:tab/>
       <w:tab/>
-      <w:t>2025-11-24</w:t>
+      <w:t>2025-11-25</w:t>
       <w:br/>
       <w:br/>
     </w:r>

--- a/klagomål/A 45754-2025 FSC-klagomål.docx
+++ b/klagomål/A 45754-2025 FSC-klagomål.docx
@@ -763,7 +763,7 @@
     <w:r>
       <w:tab/>
       <w:tab/>
-      <w:t>2025-11-25</w:t>
+      <w:t>2025-11-26</w:t>
       <w:br/>
       <w:br/>
     </w:r>

--- a/klagomål/A 45754-2025 FSC-klagomål.docx
+++ b/klagomål/A 45754-2025 FSC-klagomål.docx
@@ -763,7 +763,7 @@
     <w:r>
       <w:tab/>
       <w:tab/>
-      <w:t>2025-11-26</w:t>
+      <w:t>2025-11-27</w:t>
       <w:br/>
       <w:br/>
     </w:r>

--- a/klagomål/A 45754-2025 FSC-klagomål.docx
+++ b/klagomål/A 45754-2025 FSC-klagomål.docx
@@ -763,7 +763,7 @@
     <w:r>
       <w:tab/>
       <w:tab/>
-      <w:t>2025-11-27</w:t>
+      <w:t>2025-11-28</w:t>
       <w:br/>
       <w:br/>
     </w:r>

--- a/klagomål/A 45754-2025 FSC-klagomål.docx
+++ b/klagomål/A 45754-2025 FSC-klagomål.docx
@@ -763,7 +763,7 @@
     <w:r>
       <w:tab/>
       <w:tab/>
-      <w:t>2025-11-28</w:t>
+      <w:t>2025-11-29</w:t>
       <w:br/>
       <w:br/>
     </w:r>

--- a/klagomål/A 45754-2025 FSC-klagomål.docx
+++ b/klagomål/A 45754-2025 FSC-klagomål.docx
@@ -763,7 +763,7 @@
     <w:r>
       <w:tab/>
       <w:tab/>
-      <w:t>2025-11-29</w:t>
+      <w:t>2025-11-30</w:t>
       <w:br/>
       <w:br/>
     </w:r>

--- a/klagomål/A 45754-2025 FSC-klagomål.docx
+++ b/klagomål/A 45754-2025 FSC-klagomål.docx
@@ -763,7 +763,7 @@
     <w:r>
       <w:tab/>
       <w:tab/>
-      <w:t>2025-11-30</w:t>
+      <w:t>2025-12-01</w:t>
       <w:br/>
       <w:br/>
     </w:r>

--- a/klagomål/A 45754-2025 FSC-klagomål.docx
+++ b/klagomål/A 45754-2025 FSC-klagomål.docx
@@ -763,7 +763,7 @@
     <w:r>
       <w:tab/>
       <w:tab/>
-      <w:t>2025-12-01</w:t>
+      <w:t>2025-12-02</w:t>
       <w:br/>
       <w:br/>
     </w:r>

--- a/klagomål/A 45754-2025 FSC-klagomål.docx
+++ b/klagomål/A 45754-2025 FSC-klagomål.docx
@@ -763,7 +763,7 @@
     <w:r>
       <w:tab/>
       <w:tab/>
-      <w:t>2025-12-02</w:t>
+      <w:t>2025-12-03</w:t>
       <w:br/>
       <w:br/>
     </w:r>

--- a/klagomål/A 45754-2025 FSC-klagomål.docx
+++ b/klagomål/A 45754-2025 FSC-klagomål.docx
@@ -763,7 +763,7 @@
     <w:r>
       <w:tab/>
       <w:tab/>
-      <w:t>2025-12-03</w:t>
+      <w:t>2025-12-04</w:t>
       <w:br/>
       <w:br/>
     </w:r>

--- a/klagomål/A 45754-2025 FSC-klagomål.docx
+++ b/klagomål/A 45754-2025 FSC-klagomål.docx
@@ -763,7 +763,7 @@
     <w:r>
       <w:tab/>
       <w:tab/>
-      <w:t>2025-12-04</w:t>
+      <w:t>2025-12-05</w:t>
       <w:br/>
       <w:br/>
     </w:r>

--- a/klagomål/A 45754-2025 FSC-klagomål.docx
+++ b/klagomål/A 45754-2025 FSC-klagomål.docx
@@ -763,7 +763,7 @@
     <w:r>
       <w:tab/>
       <w:tab/>
-      <w:t>2025-12-05</w:t>
+      <w:t>2025-12-06</w:t>
       <w:br/>
       <w:br/>
     </w:r>

--- a/klagomål/A 45754-2025 FSC-klagomål.docx
+++ b/klagomål/A 45754-2025 FSC-klagomål.docx
@@ -763,7 +763,7 @@
     <w:r>
       <w:tab/>
       <w:tab/>
-      <w:t>2025-12-06</w:t>
+      <w:t>2025-12-07</w:t>
       <w:br/>
       <w:br/>
     </w:r>

--- a/klagomål/A 45754-2025 FSC-klagomål.docx
+++ b/klagomål/A 45754-2025 FSC-klagomål.docx
@@ -763,7 +763,7 @@
     <w:r>
       <w:tab/>
       <w:tab/>
-      <w:t>2025-12-07</w:t>
+      <w:t>2025-12-08</w:t>
       <w:br/>
       <w:br/>
     </w:r>

--- a/klagomål/A 45754-2025 FSC-klagomål.docx
+++ b/klagomål/A 45754-2025 FSC-klagomål.docx
@@ -763,7 +763,7 @@
     <w:r>
       <w:tab/>
       <w:tab/>
-      <w:t>2025-12-08</w:t>
+      <w:t>2025-12-09</w:t>
       <w:br/>
       <w:br/>
     </w:r>

--- a/klagomål/A 45754-2025 FSC-klagomål.docx
+++ b/klagomål/A 45754-2025 FSC-klagomål.docx
@@ -763,7 +763,7 @@
     <w:r>
       <w:tab/>
       <w:tab/>
-      <w:t>2025-12-09</w:t>
+      <w:t>2025-12-10</w:t>
       <w:br/>
       <w:br/>
     </w:r>

--- a/klagomål/A 45754-2025 FSC-klagomål.docx
+++ b/klagomål/A 45754-2025 FSC-klagomål.docx
@@ -763,7 +763,7 @@
     <w:r>
       <w:tab/>
       <w:tab/>
-      <w:t>2025-12-10</w:t>
+      <w:t>2025-12-11</w:t>
       <w:br/>
       <w:br/>
     </w:r>

--- a/klagomål/A 45754-2025 FSC-klagomål.docx
+++ b/klagomål/A 45754-2025 FSC-klagomål.docx
@@ -763,7 +763,7 @@
     <w:r>
       <w:tab/>
       <w:tab/>
-      <w:t>2025-12-11</w:t>
+      <w:t>2025-12-12</w:t>
       <w:br/>
       <w:br/>
     </w:r>

--- a/klagomål/A 45754-2025 FSC-klagomål.docx
+++ b/klagomål/A 45754-2025 FSC-klagomål.docx
@@ -763,7 +763,7 @@
     <w:r>
       <w:tab/>
       <w:tab/>
-      <w:t>2025-12-12</w:t>
+      <w:t>2025-12-13</w:t>
       <w:br/>
       <w:br/>
     </w:r>

--- a/klagomål/A 45754-2025 FSC-klagomål.docx
+++ b/klagomål/A 45754-2025 FSC-klagomål.docx
@@ -763,7 +763,7 @@
     <w:r>
       <w:tab/>
       <w:tab/>
-      <w:t>2025-12-19</w:t>
+      <w:t>2025-12-20</w:t>
       <w:br/>
       <w:br/>
     </w:r>

--- a/klagomål/A 45754-2025 FSC-klagomål.docx
+++ b/klagomål/A 45754-2025 FSC-klagomål.docx
@@ -763,7 +763,7 @@
     <w:r>
       <w:tab/>
       <w:tab/>
-      <w:t>2025-12-20</w:t>
+      <w:t>2025-12-21</w:t>
       <w:br/>
       <w:br/>
     </w:r>

--- a/klagomål/A 45754-2025 FSC-klagomål.docx
+++ b/klagomål/A 45754-2025 FSC-klagomål.docx
@@ -763,7 +763,7 @@
     <w:r>
       <w:tab/>
       <w:tab/>
-      <w:t>2025-12-21</w:t>
+      <w:t>2025-12-22</w:t>
       <w:br/>
       <w:br/>
     </w:r>

--- a/klagomål/A 45754-2025 FSC-klagomål.docx
+++ b/klagomål/A 45754-2025 FSC-klagomål.docx
@@ -763,7 +763,7 @@
     <w:r>
       <w:tab/>
       <w:tab/>
-      <w:t>2025-12-22</w:t>
+      <w:t>2025-12-26</w:t>
       <w:br/>
       <w:br/>
     </w:r>

--- a/klagomål/A 45754-2025 FSC-klagomål.docx
+++ b/klagomål/A 45754-2025 FSC-klagomål.docx
@@ -763,7 +763,7 @@
     <w:r>
       <w:tab/>
       <w:tab/>
-      <w:t>2026-01-07</w:t>
+      <w:t>2026-01-08</w:t>
       <w:br/>
       <w:br/>
     </w:r>

--- a/klagomål/A 45754-2025 FSC-klagomål.docx
+++ b/klagomål/A 45754-2025 FSC-klagomål.docx
@@ -763,7 +763,7 @@
     <w:r>
       <w:tab/>
       <w:tab/>
-      <w:t>2026-01-08</w:t>
+      <w:t>2026-01-09</w:t>
       <w:br/>
       <w:br/>
     </w:r>

--- a/klagomål/A 45754-2025 FSC-klagomål.docx
+++ b/klagomål/A 45754-2025 FSC-klagomål.docx
@@ -763,7 +763,7 @@
     <w:r>
       <w:tab/>
       <w:tab/>
-      <w:t>2026-01-09</w:t>
+      <w:t>2026-01-10</w:t>
       <w:br/>
       <w:br/>
     </w:r>

--- a/klagomål/A 45754-2025 FSC-klagomål.docx
+++ b/klagomål/A 45754-2025 FSC-klagomål.docx
@@ -763,7 +763,7 @@
     <w:r>
       <w:tab/>
       <w:tab/>
-      <w:t>2026-01-10</w:t>
+      <w:t>2026-01-11</w:t>
       <w:br/>
       <w:br/>
     </w:r>

--- a/klagomål/A 45754-2025 FSC-klagomål.docx
+++ b/klagomål/A 45754-2025 FSC-klagomål.docx
@@ -763,7 +763,7 @@
     <w:r>
       <w:tab/>
       <w:tab/>
-      <w:t>2026-01-11</w:t>
+      <w:t>2026-01-12</w:t>
       <w:br/>
       <w:br/>
     </w:r>

--- a/klagomål/A 45754-2025 FSC-klagomål.docx
+++ b/klagomål/A 45754-2025 FSC-klagomål.docx
@@ -763,7 +763,7 @@
     <w:r>
       <w:tab/>
       <w:tab/>
-      <w:t>2026-01-12</w:t>
+      <w:t>2026-01-13</w:t>
       <w:br/>
       <w:br/>
     </w:r>

--- a/klagomål/A 45754-2025 FSC-klagomål.docx
+++ b/klagomål/A 45754-2025 FSC-klagomål.docx
@@ -763,7 +763,7 @@
     <w:r>
       <w:tab/>
       <w:tab/>
-      <w:t>2026-01-13</w:t>
+      <w:t>2026-01-14</w:t>
       <w:br/>
       <w:br/>
     </w:r>

--- a/klagomål/A 45754-2025 FSC-klagomål.docx
+++ b/klagomål/A 45754-2025 FSC-klagomål.docx
@@ -763,7 +763,7 @@
     <w:r>
       <w:tab/>
       <w:tab/>
-      <w:t>2026-01-14</w:t>
+      <w:t>2026-01-15</w:t>
       <w:br/>
       <w:br/>
     </w:r>

--- a/klagomål/A 45754-2025 FSC-klagomål.docx
+++ b/klagomål/A 45754-2025 FSC-klagomål.docx
@@ -763,7 +763,7 @@
     <w:r>
       <w:tab/>
       <w:tab/>
-      <w:t>2026-01-15</w:t>
+      <w:t>2026-01-16</w:t>
       <w:br/>
       <w:br/>
     </w:r>

--- a/klagomål/A 45754-2025 FSC-klagomål.docx
+++ b/klagomål/A 45754-2025 FSC-klagomål.docx
@@ -763,7 +763,7 @@
     <w:r>
       <w:tab/>
       <w:tab/>
-      <w:t>2026-01-16</w:t>
+      <w:t>2026-01-17</w:t>
       <w:br/>
       <w:br/>
     </w:r>

--- a/klagomål/A 45754-2025 FSC-klagomål.docx
+++ b/klagomål/A 45754-2025 FSC-klagomål.docx
@@ -763,7 +763,7 @@
     <w:r>
       <w:tab/>
       <w:tab/>
-      <w:t>2026-01-17</w:t>
+      <w:t>2026-01-18</w:t>
       <w:br/>
       <w:br/>
     </w:r>

--- a/klagomål/A 45754-2025 FSC-klagomål.docx
+++ b/klagomål/A 45754-2025 FSC-klagomål.docx
@@ -763,7 +763,7 @@
     <w:r>
       <w:tab/>
       <w:tab/>
-      <w:t>2026-01-18</w:t>
+      <w:t>2026-01-19</w:t>
       <w:br/>
       <w:br/>
     </w:r>

--- a/klagomål/A 45754-2025 FSC-klagomål.docx
+++ b/klagomål/A 45754-2025 FSC-klagomål.docx
@@ -763,7 +763,7 @@
     <w:r>
       <w:tab/>
       <w:tab/>
-      <w:t>2026-01-19</w:t>
+      <w:t>2026-01-20</w:t>
       <w:br/>
       <w:br/>
     </w:r>

--- a/klagomål/A 45754-2025 FSC-klagomål.docx
+++ b/klagomål/A 45754-2025 FSC-klagomål.docx
@@ -763,7 +763,7 @@
     <w:r>
       <w:tab/>
       <w:tab/>
-      <w:t>2026-01-20</w:t>
+      <w:t>2026-01-21</w:t>
       <w:br/>
       <w:br/>
     </w:r>

--- a/klagomål/A 45754-2025 FSC-klagomål.docx
+++ b/klagomål/A 45754-2025 FSC-klagomål.docx
@@ -763,7 +763,7 @@
     <w:r>
       <w:tab/>
       <w:tab/>
-      <w:t>2026-01-21</w:t>
+      <w:t>2026-01-23</w:t>
       <w:br/>
       <w:br/>
     </w:r>

--- a/klagomål/A 45754-2025 FSC-klagomål.docx
+++ b/klagomål/A 45754-2025 FSC-klagomål.docx
@@ -763,7 +763,7 @@
     <w:r>
       <w:tab/>
       <w:tab/>
-      <w:t>2026-01-23</w:t>
+      <w:t>2026-01-24</w:t>
       <w:br/>
       <w:br/>
     </w:r>

--- a/klagomål/A 45754-2025 FSC-klagomål.docx
+++ b/klagomål/A 45754-2025 FSC-klagomål.docx
@@ -763,7 +763,7 @@
     <w:r>
       <w:tab/>
       <w:tab/>
-      <w:t>2026-01-24</w:t>
+      <w:t>2026-01-25</w:t>
       <w:br/>
       <w:br/>
     </w:r>

--- a/klagomål/A 45754-2025 FSC-klagomål.docx
+++ b/klagomål/A 45754-2025 FSC-klagomål.docx
@@ -763,7 +763,7 @@
     <w:r>
       <w:tab/>
       <w:tab/>
-      <w:t>2026-01-25</w:t>
+      <w:t>2026-01-26</w:t>
       <w:br/>
       <w:br/>
     </w:r>

--- a/klagomål/A 45754-2025 FSC-klagomål.docx
+++ b/klagomål/A 45754-2025 FSC-klagomål.docx
@@ -763,7 +763,7 @@
     <w:r>
       <w:tab/>
       <w:tab/>
-      <w:t>2026-01-26</w:t>
+      <w:t>2026-01-27</w:t>
       <w:br/>
       <w:br/>
     </w:r>

--- a/klagomål/A 45754-2025 FSC-klagomål.docx
+++ b/klagomål/A 45754-2025 FSC-klagomål.docx
@@ -763,7 +763,7 @@
     <w:r>
       <w:tab/>
       <w:tab/>
-      <w:t>2026-01-27</w:t>
+      <w:t>2026-01-28</w:t>
       <w:br/>
       <w:br/>
     </w:r>

--- a/klagomål/A 45754-2025 FSC-klagomål.docx
+++ b/klagomål/A 45754-2025 FSC-klagomål.docx
@@ -810,7 +810,7 @@
     <w:r>
       <w:tab/>
       <w:tab/>
-      <w:t>2026-03-02</w:t>
+      <w:t>2026-03-03</w:t>
       <w:br/>
       <w:br/>
     </w:r>

--- a/klagomål/A 45754-2025 FSC-klagomål.docx
+++ b/klagomål/A 45754-2025 FSC-klagomål.docx
@@ -810,7 +810,7 @@
     <w:r>
       <w:tab/>
       <w:tab/>
-      <w:t>2026-03-03</w:t>
+      <w:t>2026-03-04</w:t>
       <w:br/>
       <w:br/>
     </w:r>

--- a/klagomål/A 45754-2025 FSC-klagomål.docx
+++ b/klagomål/A 45754-2025 FSC-klagomål.docx
@@ -810,7 +810,7 @@
     <w:r>
       <w:tab/>
       <w:tab/>
-      <w:t>2026-03-04</w:t>
+      <w:t>2026-03-05</w:t>
       <w:br/>
       <w:br/>
     </w:r>

--- a/klagomål/A 45754-2025 FSC-klagomål.docx
+++ b/klagomål/A 45754-2025 FSC-klagomål.docx
@@ -810,7 +810,7 @@
     <w:r>
       <w:tab/>
       <w:tab/>
-      <w:t>2026-03-05</w:t>
+      <w:t>2026-03-06</w:t>
       <w:br/>
       <w:br/>
     </w:r>

--- a/klagomål/A 45754-2025 FSC-klagomål.docx
+++ b/klagomål/A 45754-2025 FSC-klagomål.docx
@@ -810,7 +810,7 @@
     <w:r>
       <w:tab/>
       <w:tab/>
-      <w:t>2026-03-06</w:t>
+      <w:t>2026-03-07</w:t>
       <w:br/>
       <w:br/>
     </w:r>

--- a/klagomål/A 45754-2025 FSC-klagomål.docx
+++ b/klagomål/A 45754-2025 FSC-klagomål.docx
@@ -810,7 +810,7 @@
     <w:r>
       <w:tab/>
       <w:tab/>
-      <w:t>2026-03-07</w:t>
+      <w:t>2026-03-08</w:t>
       <w:br/>
       <w:br/>
     </w:r>

--- a/klagomål/A 45754-2025 FSC-klagomål.docx
+++ b/klagomål/A 45754-2025 FSC-klagomål.docx
@@ -810,7 +810,7 @@
     <w:r>
       <w:tab/>
       <w:tab/>
-      <w:t>2026-03-08</w:t>
+      <w:t>2026-03-09</w:t>
       <w:br/>
       <w:br/>
     </w:r>

--- a/klagomål/A 45754-2025 FSC-klagomål.docx
+++ b/klagomål/A 45754-2025 FSC-klagomål.docx
@@ -810,7 +810,7 @@
     <w:r>
       <w:tab/>
       <w:tab/>
-      <w:t>2026-03-09</w:t>
+      <w:t>2026-03-10</w:t>
       <w:br/>
       <w:br/>
     </w:r>

--- a/klagomål/A 45754-2025 FSC-klagomål.docx
+++ b/klagomål/A 45754-2025 FSC-klagomål.docx
@@ -810,7 +810,7 @@
     <w:r>
       <w:tab/>
       <w:tab/>
-      <w:t>2026-03-10</w:t>
+      <w:t>2026-03-11</w:t>
       <w:br/>
       <w:br/>
     </w:r>

--- a/klagomål/A 45754-2025 FSC-klagomål.docx
+++ b/klagomål/A 45754-2025 FSC-klagomål.docx
@@ -810,7 +810,7 @@
     <w:r>
       <w:tab/>
       <w:tab/>
-      <w:t>2026-03-11</w:t>
+      <w:t>2026-03-12</w:t>
       <w:br/>
       <w:br/>
     </w:r>

--- a/klagomål/A 45754-2025 FSC-klagomål.docx
+++ b/klagomål/A 45754-2025 FSC-klagomål.docx
@@ -810,7 +810,7 @@
     <w:r>
       <w:tab/>
       <w:tab/>
-      <w:t>2026-03-12</w:t>
+      <w:t>2026-03-13</w:t>
       <w:br/>
       <w:br/>
     </w:r>

--- a/klagomål/A 45754-2025 FSC-klagomål.docx
+++ b/klagomål/A 45754-2025 FSC-klagomål.docx
@@ -810,7 +810,7 @@
     <w:r>
       <w:tab/>
       <w:tab/>
-      <w:t>2026-05-16</w:t>
+      <w:t>2026-05-17</w:t>
       <w:br/>
       <w:br/>
     </w:r>

--- a/klagomål/A 45754-2025 FSC-klagomål.docx
+++ b/klagomål/A 45754-2025 FSC-klagomål.docx
@@ -810,7 +810,7 @@
     <w:r>
       <w:tab/>
       <w:tab/>
-      <w:t>2026-05-17</w:t>
+      <w:t>2026-05-18</w:t>
       <w:br/>
       <w:br/>
     </w:r>

--- a/klagomål/A 45754-2025 FSC-klagomål.docx
+++ b/klagomål/A 45754-2025 FSC-klagomål.docx
@@ -810,7 +810,7 @@
     <w:r>
       <w:tab/>
       <w:tab/>
-      <w:t>2026-05-18</w:t>
+      <w:t>2026-05-19</w:t>
       <w:br/>
       <w:br/>
     </w:r>

--- a/klagomål/A 45754-2025 FSC-klagomål.docx
+++ b/klagomål/A 45754-2025 FSC-klagomål.docx
@@ -810,7 +810,7 @@
     <w:r>
       <w:tab/>
       <w:tab/>
-      <w:t>2026-05-19</w:t>
+      <w:t>2026-05-20</w:t>
       <w:br/>
       <w:br/>
     </w:r>

--- a/klagomål/A 45754-2025 FSC-klagomål.docx
+++ b/klagomål/A 45754-2025 FSC-klagomål.docx
@@ -810,7 +810,7 @@
     <w:r>
       <w:tab/>
       <w:tab/>
-      <w:t>2026-05-20</w:t>
+      <w:t>2026-05-21</w:t>
       <w:br/>
       <w:br/>
     </w:r>

--- a/klagomål/A 45754-2025 FSC-klagomål.docx
+++ b/klagomål/A 45754-2025 FSC-klagomål.docx
@@ -810,7 +810,7 @@
     <w:r>
       <w:tab/>
       <w:tab/>
-      <w:t>2026-05-21</w:t>
+      <w:t>2026-05-22</w:t>
       <w:br/>
       <w:br/>
     </w:r>

--- a/klagomål/A 45754-2025 FSC-klagomål.docx
+++ b/klagomål/A 45754-2025 FSC-klagomål.docx
@@ -810,7 +810,7 @@
     <w:r>
       <w:tab/>
       <w:tab/>
-      <w:t>2026-05-22</w:t>
+      <w:t>2026-05-23</w:t>
       <w:br/>
       <w:br/>
     </w:r>

--- a/klagomål/A 45754-2025 FSC-klagomål.docx
+++ b/klagomål/A 45754-2025 FSC-klagomål.docx
@@ -810,7 +810,7 @@
     <w:r>
       <w:tab/>
       <w:tab/>
-      <w:t>2026-05-23</w:t>
+      <w:t>2026-05-24</w:t>
       <w:br/>
       <w:br/>
     </w:r>

--- a/klagomål/A 45754-2025 FSC-klagomål.docx
+++ b/klagomål/A 45754-2025 FSC-klagomål.docx
@@ -810,7 +810,7 @@
     <w:r>
       <w:tab/>
       <w:tab/>
-      <w:t>2026-05-24</w:t>
+      <w:t>2026-05-25</w:t>
       <w:br/>
       <w:br/>
     </w:r>

--- a/klagomål/A 45754-2025 FSC-klagomål.docx
+++ b/klagomål/A 45754-2025 FSC-klagomål.docx
@@ -810,7 +810,7 @@
     <w:r>
       <w:tab/>
       <w:tab/>
-      <w:t>2026-05-25</w:t>
+      <w:t>2026-05-26</w:t>
       <w:br/>
       <w:br/>
     </w:r>

--- a/klagomål/A 45754-2025 FSC-klagomål.docx
+++ b/klagomål/A 45754-2025 FSC-klagomål.docx
@@ -810,7 +810,7 @@
     <w:r>
       <w:tab/>
       <w:tab/>
-      <w:t>2026-05-26</w:t>
+      <w:t>2026-05-27</w:t>
       <w:br/>
       <w:br/>
     </w:r>

--- a/klagomål/A 45754-2025 FSC-klagomål.docx
+++ b/klagomål/A 45754-2025 FSC-klagomål.docx
@@ -810,7 +810,7 @@
     <w:r>
       <w:tab/>
       <w:tab/>
-      <w:t>2026-05-27</w:t>
+      <w:t>2026-05-28</w:t>
       <w:br/>
       <w:br/>
     </w:r>

--- a/klagomål/A 45754-2025 FSC-klagomål.docx
+++ b/klagomål/A 45754-2025 FSC-klagomål.docx
@@ -810,7 +810,7 @@
     <w:r>
       <w:tab/>
       <w:tab/>
-      <w:t>2026-05-28</w:t>
+      <w:t>2026-05-29</w:t>
       <w:br/>
       <w:br/>
     </w:r>

--- a/klagomål/A 45754-2025 FSC-klagomål.docx
+++ b/klagomål/A 45754-2025 FSC-klagomål.docx
@@ -810,7 +810,7 @@
     <w:r>
       <w:tab/>
       <w:tab/>
-      <w:t>2026-05-29</w:t>
+      <w:t>2026-05-30</w:t>
       <w:br/>
       <w:br/>
     </w:r>

--- a/klagomål/A 45754-2025 FSC-klagomål.docx
+++ b/klagomål/A 45754-2025 FSC-klagomål.docx
@@ -810,7 +810,7 @@
     <w:r>
       <w:tab/>
       <w:tab/>
-      <w:t>2026-05-30</w:t>
+      <w:t>2026-05-31</w:t>
       <w:br/>
       <w:br/>
     </w:r>

--- a/klagomål/A 45754-2025 FSC-klagomål.docx
+++ b/klagomål/A 45754-2025 FSC-klagomål.docx
@@ -810,7 +810,7 @@
     <w:r>
       <w:tab/>
       <w:tab/>
-      <w:t>2026-05-31</w:t>
+      <w:t>2026-06-01</w:t>
       <w:br/>
       <w:br/>
     </w:r>

--- a/klagomål/A 45754-2025 FSC-klagomål.docx
+++ b/klagomål/A 45754-2025 FSC-klagomål.docx
@@ -810,7 +810,7 @@
     <w:r>
       <w:tab/>
       <w:tab/>
-      <w:t>2026-06-01</w:t>
+      <w:t>2026-06-02</w:t>
       <w:br/>
       <w:br/>
     </w:r>

--- a/klagomål/A 45754-2025 FSC-klagomål.docx
+++ b/klagomål/A 45754-2025 FSC-klagomål.docx
@@ -810,7 +810,7 @@
     <w:r>
       <w:tab/>
       <w:tab/>
-      <w:t>2026-06-02</w:t>
+      <w:t>2026-06-03</w:t>
       <w:br/>
       <w:br/>
     </w:r>

--- a/klagomål/A 45754-2025 FSC-klagomål.docx
+++ b/klagomål/A 45754-2025 FSC-klagomål.docx
@@ -810,7 +810,7 @@
     <w:r>
       <w:tab/>
       <w:tab/>
-      <w:t>2026-06-03</w:t>
+      <w:t>2026-06-04</w:t>
       <w:br/>
       <w:br/>
     </w:r>

--- a/klagomål/A 45754-2025 FSC-klagomål.docx
+++ b/klagomål/A 45754-2025 FSC-klagomål.docx
@@ -810,7 +810,7 @@
     <w:r>
       <w:tab/>
       <w:tab/>
-      <w:t>2026-06-04</w:t>
+      <w:t>2026-06-05</w:t>
       <w:br/>
       <w:br/>
     </w:r>

--- a/klagomål/A 45754-2025 FSC-klagomål.docx
+++ b/klagomål/A 45754-2025 FSC-klagomål.docx
@@ -810,7 +810,7 @@
     <w:r>
       <w:tab/>
       <w:tab/>
-      <w:t>2026-06-05</w:t>
+      <w:t>2026-06-06</w:t>
       <w:br/>
       <w:br/>
     </w:r>

--- a/klagomål/A 45754-2025 FSC-klagomål.docx
+++ b/klagomål/A 45754-2025 FSC-klagomål.docx
@@ -810,7 +810,7 @@
     <w:r>
       <w:tab/>
       <w:tab/>
-      <w:t>2026-06-06</w:t>
+      <w:t>2026-06-07</w:t>
       <w:br/>
       <w:br/>
     </w:r>

--- a/klagomål/A 45754-2025 FSC-klagomål.docx
+++ b/klagomål/A 45754-2025 FSC-klagomål.docx
@@ -810,7 +810,7 @@
     <w:r>
       <w:tab/>
       <w:tab/>
-      <w:t>2026-06-07</w:t>
+      <w:t>2026-06-08</w:t>
       <w:br/>
       <w:br/>
     </w:r>
